--- a/templates/Appointment of Trustee - TEMPLATE.docx
+++ b/templates/Appointment of Trustee - TEMPLATE.docx
@@ -77,7 +77,7 @@
           <w:rFonts w:ascii="Garamond" w:cs="Garamond" w:eastAsia="Garamond" w:hAnsi="Garamond"/>
           <w:rtl w:val="0"/>
         </w:rPr>
-        <w:t xml:space="preserve"> Trust and they hereby appoint </w:t>
+        <w:t xml:space="preserve"> and they hereby appoint </w:t>
       </w:r>
       <w:r>
         <w:rPr>

--- a/templates/Appointment of Trustee - TEMPLATE.docx
+++ b/templates/Appointment of Trustee - TEMPLATE.docx
@@ -223,7 +223,7 @@
         <w:tab/>
         <w:tab/>
         <w:tab/>
-        <w:t xml:space="preserve">  Beneficiary</w:t>
+        <w:t xml:space="preserve">{{BENEFICIARY_NAME}}, Beneficiary</w:t>
       </w:r>
       <w:r>
         <w:rPr>
@@ -393,7 +393,7 @@
         <w:tab/>
         <w:tab/>
         <w:tab/>
-        <w:t xml:space="preserve">                Trustee</w:t>
+        <w:t xml:space="preserve">{{TRUSTEE_NAME}}, Trustee</w:t>
       </w:r>
     </w:p>
     <w:p>
